--- a/lab_3/отчет_3.docx
+++ b/lab_3/отчет_3.docx
@@ -2321,7 +2321,7 @@
       <w:pPr>
         <w:spacing w:after="0" w:line="360" w:lineRule="exact"/>
         <w:ind w:left="0" w:leftChars="0" w:firstLine="0" w:firstLineChars="0"/>
-        <w:jc w:val="both"/>
+        <w:jc w:val="center"/>
         <w:rPr>
           <w:rFonts w:hint="default" w:ascii="Times New Roman" w:hAnsi="Times New Roman" w:eastAsia="SimSun" w:cs="Times New Roman"/>
           <w:b w:val="0"/>
@@ -2338,6 +2338,26 @@
       </w:pPr>
       <w:bookmarkStart w:id="0" w:name="_GoBack"/>
       <w:bookmarkEnd w:id="0"/>
+    </w:p>
+    <w:p>
+      <w:pPr>
+        <w:spacing w:after="0" w:line="360" w:lineRule="exact"/>
+        <w:ind w:left="0" w:leftChars="0" w:firstLine="0" w:firstLineChars="0"/>
+        <w:jc w:val="both"/>
+        <w:rPr>
+          <w:rFonts w:hint="default" w:ascii="Times New Roman" w:hAnsi="Times New Roman" w:eastAsia="SimSun" w:cs="Times New Roman"/>
+          <w:b w:val="0"/>
+          <w:bCs w:val="0"/>
+          <w:i w:val="0"/>
+          <w:iCs w:val="0"/>
+          <w:caps w:val="0"/>
+          <w:color w:val="000000"/>
+          <w:spacing w:val="0"/>
+          <w:sz w:val="28"/>
+          <w:szCs w:val="28"/>
+          <w:lang w:val="ru-RU"/>
+        </w:rPr>
+      </w:pPr>
       <w:r>
         <w:rPr>
           <w:rFonts w:hint="default" w:ascii="Times New Roman" w:hAnsi="Times New Roman" w:eastAsia="SimSun" w:cs="Times New Roman"/>
